--- a/data/deliverables/sc_f1f33281b5064e36/investment_memo.docx
+++ b/data/deliverables/sc_f1f33281b5064e36/investment_memo.docx
@@ -8,7 +8,7 @@
         <w:jc w:val="center"/>
       </w:pPr>
       <w:r>
-        <w:t>Investment Memorandum - Walmart Inc. (WMT)</w:t>
+        <w:t>Investment Memo - Walmart Inc.</w:t>
       </w:r>
     </w:p>
     <w:p>
@@ -20,7 +20,7 @@
         <w:tab/>
       </w:r>
       <w:r>
-        <w:t>Head of Research</w:t>
+        <w:t>Investment Committee</w:t>
       </w:r>
     </w:p>
     <w:p>
@@ -32,7 +32,7 @@
         <w:tab/>
       </w:r>
       <w:r>
-        <w:t>Senior Analyst, Global Industrials &amp; Consumer Team</w:t>
+        <w:t>Senior Analyst, Consumer Staples Coverage</w:t>
       </w:r>
     </w:p>
     <w:p>
@@ -44,7 +44,7 @@
         <w:tab/>
       </w:r>
       <w:r>
-        <w:t>Current Date</w:t>
+        <w:t>May 2026</w:t>
       </w:r>
     </w:p>
     <w:p>
@@ -56,7 +56,7 @@
         <w:tab/>
       </w:r>
       <w:r>
-        <w:t>Investment Memorandum - Walmart Inc. (WMT) for Client Portfolio Review</w:t>
+        <w:t>Walmart Inc. (WMT) - Investment Assessment Following FY 2026 10-K Release</w:t>
       </w:r>
     </w:p>
     <w:p>
@@ -77,7 +77,31 @@
         <w:rPr>
           <w:b w:val="0"/>
         </w:rPr>
-        <w:t>Walmart Inc. (WMT) stands as the world's largest retailer by revenue, commanding a dominant position in the global consumer staples and retail sector. For FY2026, the company reported total revenues of $713.16 billion, net income of $21.89 billion, and diluted earnings per share of $2.73. The financial data demonstrates Walmart's characteristic scale, with a total asset base of $284.67 billion and a robust equity position of $99.62 billion. The primary investment thesis for a long-term institutional investor such as a pension fund rests on Walmart's unparalleled market scale, consistent profitability, and the defensive nature of its business, which provides stability across economic cycles. This memo provides a detailed analysis of the company's FY2026 financials to support this perspective.</w:t>
+        <w:t>Walmart Inc. (NYSE: WMT) is the world's largest retailer by revenue, operating a vast network of stores and e-commerce platforms across multiple geographies. Following the release of the company's FY 2026 10-K filing, this memo provides a comprehensive assessment of Walmart's financial performance, balance sheet strength, and forward-looking investment considerations for the firm's portfolio positioning.</w:t>
+      </w:r>
+    </w:p>
+    <w:p>
+      <w:r>
+        <w:rPr>
+          <w:b w:val="0"/>
+        </w:rPr>
+        <w:t>For the full fiscal year ending January 31, 2026, Walmart reported total revenues of $713,163,000,000 ($713.2 billion), representing continued top-line growth driven by its omnichannel strategy. The company delivered net income of $21,893,000,000 ($21.9 billion), translating to diluted earnings per share of $2.73 for the full year. Revenue from contracts with customers excluding assessed tax totaled $706,413,000,000 ($706.4 billion), reflecting the company's core retail operations net of sales tax obligations.</w:t>
+      </w:r>
+    </w:p>
+    <w:p>
+      <w:r>
+        <w:rPr>
+          <w:b w:val="0"/>
+        </w:rPr>
+        <w:t>Walmart demonstrated consistent execution across the quarterly reporting periods. Q2 FY 2026 single-quarter revenue from contracts with customers excluding assessed tax was $175,750,000,000 ($175.8 billion), while Q3 FY 2026 posted $177,769,000,000 ($177.8 billion), reflecting quarter-over-quarter growth of approximately 1.1%. Operating income for Q3 FY 2026 reached $6,696,000,000 ($6.7 billion), while diluted EPS for the quarter was $0.77. We recommend a BUY position in Walmart based on its defensive retail positioning, consistent earnings generation, and strong balance sheet fundamentals.</w:t>
+      </w:r>
+    </w:p>
+    <w:p>
+      <w:r>
+        <w:rPr>
+          <w:b w:val="0"/>
+        </w:rPr>
+        <w:t>This memo examines the full-year FY 2026 results, quarterly performance trends, balance sheet evolution, key risk factors, and our investment recommendation. All figures are sourced directly from Walmart's SEC EDGAR XBRL filings.</w:t>
       </w:r>
     </w:p>
     <w:p>
@@ -85,7 +109,7 @@
         <w:pStyle w:val="Heading1"/>
       </w:pPr>
       <w:r>
-        <w:t>Company Overview &amp; Business Profile</w:t>
+        <w:t>Company Overview</w:t>
       </w:r>
     </w:p>
     <w:p>
@@ -93,7 +117,7 @@
         <w:rPr>
           <w:b w:val="0"/>
         </w:rPr>
-        <w:t>Walmart Inc., headquartered in Bentonville, Arkansas, is a multinational retail corporation operating a chain of hypermarkets, discount department stores, and grocery stores. The company is a component of the consumer staples sector, specifically within the retail industry. Its business model is built on massive scale, operational efficiency, and a relentless focus on 'Everyday Low Prices.' As of the end of FY2026, Walmart's total revenue of $713.16 billion underscores its position as a global leader, a scale reflected in its total assets of $284.67 billion.</w:t>
+        <w:t>Walmart Inc. is a multinational retail corporation headquartered in the United States. The company trades on the New York Stock Exchange under the ticker symbol WMT and is registered with the SEC under CIK number 0000104169. Walmart operates within the retail sector and is classified as a large-cap company based on its substantial market capitalization and revenue base.</w:t>
       </w:r>
     </w:p>
     <w:p>
@@ -101,7 +125,15 @@
         <w:rPr>
           <w:b w:val="0"/>
         </w:rPr>
-        <w:t>The company's financial profile is characterized by high-volume, low-margin operations typical of the general merchandise retail segment. The revenue figures provided include total revenues and revenue from contracts with customers excluding assessed tax, which totaled $706.41 billion for FY2026. This slight difference is typical, arising from other revenue streams. Walmart's sheer size provides significant competitive advantages in purchasing, logistics, and technology investment, which are central to its long-term strategy.</w:t>
+        <w:t>As the world's largest retailer, Walmart operates through a combination of physical stores and digital commerce channels. The company's business model centers on offering a broad assortment of merchandise and services at everyday low prices, serving hundreds of millions of customers globally. Walmart's scale advantages in procurement, distribution, and technology infrastructure provide significant competitive moats in the highly competitive retail industry.</w:t>
+      </w:r>
+    </w:p>
+    <w:p>
+      <w:r>
+        <w:rPr>
+          <w:b w:val="0"/>
+        </w:rPr>
+        <w:t>The company's financial profile reflects its market-leading position, with FY 2026 total revenues of $713,163,000,000 and total assets of $284,668,000,000 as of the end of the fiscal year. Walmart's equity base of $99,617,000,000 and cash position of $10,727,000,000 at FY 2026 year-end provide substantial financial flexibility for continued investment in growth initiatives, shareholder returns, and operational improvements.</w:t>
       </w:r>
     </w:p>
     <w:p>
@@ -117,7 +149,7 @@
         <w:rPr>
           <w:b w:val="0"/>
         </w:rPr>
-        <w:t>Walmart's FY2026 financial performance reflects the profitability of a mature, large-scale retailer. Total revenue for the fiscal year was $713,163,000,000, while revenue from contracts with customers excluding assessed tax was $706,413,000,000. The difference of approximately $6.75 billion represents other income streams not tied to customer contracts, such as membership fees or other services, demonstrating a degree of revenue diversification.</w:t>
+        <w:t>Walmart's FY 2026 financial performance demonstrated the company's ability to generate substantial revenue and profitability at an extraordinary scale. Total revenues for the fiscal year ending January 31, 2026, reached $713,163,000,000 ($713.2 billion). Revenue from contracts with customers excluding assessed tax, which represents the company's core retail sales net of collected sales taxes, totaled $706,413,000,000 ($706.4 billion). The difference of approximately $6.75 billion between total revenues and contract revenue reflects assessed taxes collected on behalf of governmental authorities.</w:t>
       </w:r>
     </w:p>
     <w:p>
@@ -125,7 +157,7 @@
         <w:rPr>
           <w:b w:val="0"/>
         </w:rPr>
-        <w:t>The operating profit margin, calculated by dividing operating income of $29,825,000,000 by total revenue of $713,163,000,000, yields a margin of approximately 4.18%. This margin is indicative of the intensely competitive and low-margin nature of the general merchandise retail industry. It highlights the challenge of converting top-line sales into operating profits, a dynamic common among large-scale retailers.</w:t>
+        <w:t>Operating income for FY 2026 was $29,825,000,000 ($29.8 billion), yielding an operating margin of approximately 4.2% based on total revenues. This margin reflects the inherently thin-margin nature of large-scale retail operations, where high volume compensates for modest per-unit profitability. Selling, general, and administrative expenses totaled $147,943,000,000 ($147.9 billion) for the full year, representing approximately 20.8% of total revenues. The relationship between SG&amp;A growth and revenue growth is a key metric to monitor, as any sustained increase in SG&amp;A as a percentage of revenues would compress operating margins.</w:t>
       </w:r>
     </w:p>
     <w:p>
@@ -133,7 +165,7 @@
         <w:rPr>
           <w:b w:val="0"/>
         </w:rPr>
-        <w:t>The net profit margin, calculated as net income of $21,893,000,000 divided by total revenue of $713,163,000,000, is approximately 3.07%. This metric further underscores the thin profitability inherent in Walmart's business model. The net income figure of $21.89 billion, while substantial in absolute terms, represents a modest return on its massive revenue base.</w:t>
+        <w:t>Net income for FY 2026 reached $21,893,000,000 ($21.9 billion), representing a net profit margin of approximately 3.1%. Diluted earnings per share were $2.73 for the full fiscal year. The company's profitability metrics indicate a healthy earnings generation capability, though the relatively modest margins underscore the importance of volume growth and operational efficiency in driving bottom-line results.</w:t>
       </w:r>
     </w:p>
     <w:p>
@@ -141,7 +173,15 @@
         <w:rPr>
           <w:b w:val="0"/>
         </w:rPr>
-        <w:t>Selling, general and administrative (SG&amp;A) expenses for FY2026 totaled $147,943,000,000. As a percentage of total revenue, SG&amp;A expenses were approximately 20.74%. This ratio is a critical efficiency metric; a 20.74% SG&amp;A-to-revenue ratio demonstrates Walmart's ability to manage its extensive operational and corporate overhead in line with its sales volume, though it remains a significant cost component that pressures operating margins.</w:t>
+        <w:t>On the balance sheet, Walmart's total assets grew from $260,823,000,000 ($260.8 billion) at FY 2025 year-end to $284,668,000,000 ($284.7 billion) at FY 2026 year-end, representing an increase of approximately $23.8 billion or 9.1%. Stockholders' equity increased from $91,013,000,000 ($91.0 billion) at FY 2025 to $99,617,000,000 ($99.6 billion) at FY 2026, an increase of approximately $8.6 billion or 9.5%. Cash and cash equivalents grew from $9,037,000,000 ($9.0 billion) at FY 2025 to $10,727,000,000 ($10.7 billion) at FY 2026, reflecting improved cash generation and positioning.</w:t>
+      </w:r>
+    </w:p>
+    <w:p>
+      <w:pPr>
+        <w:pStyle w:val="Heading1"/>
+      </w:pPr>
+      <w:r>
+        <w:t>Quarterly Trend Analysis</w:t>
       </w:r>
     </w:p>
     <w:p>
@@ -149,7 +189,39 @@
         <w:rPr>
           <w:b w:val="0"/>
         </w:rPr>
-        <w:t>Diluted earnings per share for FY2026 were reported at $2.73. This figure represents the profit allocated to each outstanding share of common stock on a fully diluted basis. For a stock trading at Walmart's price level, this EPS provides a baseline for valuation analysis through the price-to-earnings (P/E) ratio and is a key metric for dividend sustainability.</w:t>
+        <w:t>Analyzing Walmart's quarterly performance on a single-quarter basis reveals the company's revenue and earnings trajectory throughout FY 2026. The data provides single-quarter figures for Q2 and Q3, while Q1 can be derived from the difference between YTD figures. Revenue from contracts with customers excluding assessed tax shows Q2 FY 2026 single-quarter revenue of $175,750,000,000 ($175.8 billion) and Q3 FY 2026 single-quarter revenue of $177,769,000,000 ($177.8 billion), representing quarter-over-quarter growth of approximately 1.1%.</w:t>
+      </w:r>
+    </w:p>
+    <w:p>
+      <w:r>
+        <w:rPr>
+          <w:b w:val="0"/>
+        </w:rPr>
+        <w:t>Operating income on a single-quarter basis shows more variability. Q2 FY 2026 generated $7,286,000,000 ($7.3 billion) in operating income, while Q3 FY 2026 produced $6,696,000,000 ($6.7 billion), a sequential decline of approximately 8.1%. This decline in operating income despite higher revenues in Q3 suggests potential margin compression, possibly driven by increased SG&amp;A spending of $38,094,000,000 in Q3 versus $37,345,000,000 in Q2 or cost pressures during the quarter.</w:t>
+      </w:r>
+    </w:p>
+    <w:p>
+      <w:r>
+        <w:rPr>
+          <w:b w:val="0"/>
+        </w:rPr>
+        <w:t>Diluted earnings per share followed a similar pattern, with Q2 FY 2026 reporting $0.88 per share and Q3 FY 2026 reporting $0.77 per share, a decline of 12.5% quarter-over-quarter. The quarterly EPS trajectory warrants monitoring to determine whether Q3 represents a temporary seasonal variance or the beginning of a more sustained earnings pressure trend.</w:t>
+      </w:r>
+    </w:p>
+    <w:p>
+      <w:r>
+        <w:rPr>
+          <w:b w:val="0"/>
+        </w:rPr>
+        <w:t>To assess Q4 FY 2026 performance, we calculate implied fourth-quarter results by subtracting the nine-month year-to-date figures from full-year FY 2026 results. Using revenue from contracts with customers excluding assessed tax: Q4 implied revenue equals $706,413,000,000 (full year) minus $517,500,000,000 (9-month YTD through Q3), yielding $188,913,000,000 ($188.9 billion). This implied Q4 revenue is notably higher than both Q2 and Q3 single-quarter revenues, consistent with Walmart's typical holiday season strength in the fourth quarter.</w:t>
+      </w:r>
+    </w:p>
+    <w:p>
+      <w:r>
+        <w:rPr>
+          <w:b w:val="0"/>
+        </w:rPr>
+        <w:t>Similarly, implied Q4 operating income equals $29,825,000,000 (full year) minus $21,117,000,000 (9-month YTD), yielding $8,708,000,000 ($8.7 billion). This represents the strongest quarterly operating income of the fiscal year, confirming the significance of the holiday shopping season to Walmart's annual profitability profile. The Q4 operating margin of approximately 4.6% on implied Q4 revenue compares favorably to Q2 and Q3 margins, reflecting operating leverage during peak demand.</w:t>
       </w:r>
     </w:p>
     <w:p>
@@ -157,7 +229,7 @@
         <w:pStyle w:val="Heading1"/>
       </w:pPr>
       <w:r>
-        <w:t>Balance Sheet Strength</w:t>
+        <w:t>Balance Sheet Assessment</w:t>
       </w:r>
     </w:p>
     <w:p>
@@ -165,7 +237,7 @@
         <w:rPr>
           <w:b w:val="0"/>
         </w:rPr>
-        <w:t>Walmart's balance sheet demonstrates a solid financial foundation. As of the end of FY2026, total assets were $284,668,000,000 and stockholders' equity was $99,617,000,000. To assess leverage, a debt-to-equity proxy can be calculated using the book value approach: (Total Assets - Stockholders' Equity) / Stockholders' Equity. This yields a proxy ratio of ($284.67B - $99.62B) / $99.62B = approximately 1.86 times. This indicates that for every dollar of book equity, the company has approximately $1.86 in book liabilities (including debt and other obligations). For a capital-intensive retailer with significant property and inventory, this level of leverage is common and generally considered manageable, provided cash flows remain robust.</w:t>
+        <w:t>Walmart's balance sheet has evolved significantly across the reported periods, reflecting both organic growth and capital allocation decisions. Total assets increased from $260,823,000,000 ($260.8 billion) at FY 2025 year-end to $284,668,000,000 ($284.7 billion) at FY 2026 year-end. The quarterly progression shows a notable pattern: Q1 FY 2026 total assets of $262,372,000,000 ($262.4 billion), Q2 FY 2026 of $270,837,000,000 ($270.8 billion), Q3 FY 2026 of $288,655,000,000 ($288.7 billion), before moderating to $284,668,000,000 at FY 2026 year-end. The Q3 peak followed by a year-end decline suggests seasonal working capital fluctuations typical of retailers building inventory ahead of the holiday season.</w:t>
       </w:r>
     </w:p>
     <w:p>
@@ -173,7 +245,23 @@
         <w:rPr>
           <w:b w:val="0"/>
         </w:rPr>
-        <w:t>The company's cash and cash equivalents at the end of FY2026 stood at $10,727,000,000. As a percentage of total assets, cash represented approximately 3.77%. While this may appear modest, it must be evaluated in the context of Walmart's massive operating cash flow generation. This cash position provides a buffer for short-term liquidity needs, though the company's primary financial strength lies in its earnings power rather than a large cash hoard.</w:t>
+        <w:t>Stockholders' equity shows an interesting trajectory. From $91,013,000,000 ($91.0 billion) at FY 2025, equity declined to $83,793,000,000 ($83.8 billion) at Q1 FY 2026, likely reflecting the impact of dividend payments and share repurchases in the first quarter. Equity then recovered to $90,110,000,000 ($90.1 billion) at Q2, $96,094,000,000 ($96.1 billion) at Q3, and $99,617,000,000 ($99.6 billion) at FY 2026 year-end. The Q1 equity decline followed by subsequent recovery through retained earnings accumulation is consistent with active shareholder return programs partially offset by strong earnings generation.</w:t>
+      </w:r>
+    </w:p>
+    <w:p>
+      <w:r>
+        <w:rPr>
+          <w:b w:val="0"/>
+        </w:rPr>
+        <w:t>The recent SEC filings indicate significant stock repurchase activity. Four Form 4 filings dated May 7, 2026, suggest insider transactions or reporting related to the company's share repurchase program. Additionally, a 13F-HR filing dated May 8, 2026, indicates institutional investor reporting related to the stock. The stockholders' equity trajectory, particularly the Q1 FY 2026 decline from $91.0 billion to $83.8 billion, provides indirect evidence of substantial buyback activity during the fiscal year.</w:t>
+      </w:r>
+    </w:p>
+    <w:p>
+      <w:r>
+        <w:rPr>
+          <w:b w:val="0"/>
+        </w:rPr>
+        <w:t>Cash and cash equivalents have shown a steady upward trajectory: $9,037,000,000 ($9.0 billion) at FY 2025, $9,311,000,000 ($9.3 billion) at Q1, $9,431,000,000 ($9.4 billion) at Q2, $10,582,000,000 ($10.6 billion) at Q3, and $10,727,000,000 ($10.7 billion) at FY 2026. The $1.7 billion increase in cash over the fiscal year, despite significant capital returns to shareholders, demonstrates Walmart's strong free cash flow generation capability and disciplined capital management approach.</w:t>
       </w:r>
     </w:p>
     <w:p>
@@ -181,7 +269,7 @@
         <w:pStyle w:val="Heading1"/>
       </w:pPr>
       <w:r>
-        <w:t>Quarterly Trend Analysis (Q2 vs. Q3 FY2026)</w:t>
+        <w:t>Key Risks and Considerations</w:t>
       </w:r>
     </w:p>
     <w:p>
@@ -189,7 +277,7 @@
         <w:rPr>
           <w:b w:val="0"/>
         </w:rPr>
-        <w:t>An analysis of the most recent quarterly data reveals trends in Walmart's near-term performance. For total revenue, Q2 FY2026 reported $343,011,000,000, while Q3 FY2026 reported $522,507,000,000. The quarter-over-quarter growth rate for total revenue from Q2 to Q3 is calculated as (Q3 Revenue - Q2 Revenue) / Q2 Revenue = ($522.51B - $343.01B) / $343.01B, which is approximately 52.3%. This exceptionally high growth rate is primarily attributable to the inclusion of the full fiscal year's cumulative revenue in the Q3 figure (which represents the nine months ended Q3), not sequential quarterly growth. This is a critical data interpretation point.</w:t>
+        <w:t>Several key risk factors emerge from Walmart's financial data that warrant careful consideration. First, SG&amp;A expense management remains a critical watch item. Full-year FY 2026 SG&amp;A expenses of $147,943,000,000 ($147.9 billion) represent approximately 20.8% of total revenues of $713,163,000,000. The quarterly breakdown shows SG&amp;A of $37,345,000,000 in Q2 FY 2026 and $38,094,000,000 in Q3 FY 2026, an increase of approximately $749 million or 2.0% quarter-over-quarter. Any sustained acceleration in SG&amp;A growth without commensurate revenue gains would directly compress operating margins.</w:t>
       </w:r>
     </w:p>
     <w:p>
@@ -197,7 +285,31 @@
         <w:rPr>
           <w:b w:val="0"/>
         </w:rPr>
-        <w:t>For operating income, Q2 FY2026 reported $14,421,000,000 as a cumulative figure and $7,286,000,000 as a standalone Q2 figure. Q3 FY2026 reported $21,117,000,000 as a cumulative figure and $6,696,000,000 as a standalone Q3 figure. To perform a meaningful sequential quarterly comparison, we must use the standalone quarterly figures: Q2 standalone operating income was $7,286,000,000 and Q3 standalone was $6,696,000,000. The quarter-over-quarter change from Q2 to Q3 is (Q3 - Q2) / Q2 = ($6.70B - $7.29B) / $7.29B, which is approximately -8.1%. This indicates a sequential decline in operating profitability from the second to the third quarter of FY2026.</w:t>
+        <w:t>Second, operating margin compression is a tangible risk evidenced in the Q2-to-Q3 transition. Despite Q3 revenues of $177,769,000,000 exceeding Q2 revenues of $175,750,000,000 by $2.0 billion, Q3 operating income of $6,696,000,000 fell short of Q2's $7,286,000,000 by $590 million. This suggests that cost pressures intensified in the third quarter, and if such pressures persist into FY 2027, full-year margins could come under further pressure.</w:t>
+      </w:r>
+    </w:p>
+    <w:p>
+      <w:r>
+        <w:rPr>
+          <w:b w:val="0"/>
+        </w:rPr>
+        <w:t>Third, Walmart's capital allocation priorities present both opportunities and risks. The company's stockholders' equity declined from $91,013,000,000 at FY 2025 to $83,793,000,000 at Q1 FY 2026, suggesting substantial capital returns to shareholders in the first quarter. While shareholder-friendly, aggressive repurchase programs could limit financial flexibility if economic conditions deteriorate or if the company identifies attractive acquisition targets in the evolving retail landscape.</w:t>
+      </w:r>
+    </w:p>
+    <w:p>
+      <w:r>
+        <w:rPr>
+          <w:b w:val="0"/>
+        </w:rPr>
+        <w:t>Fourth, Walmart operates on inherently thin retail margins, with a full-year operating margin of approximately 4.2% and net profit margin of approximately 3.1%. These slim margins provide limited buffer against cost inflation, competitive pricing pressures, or demand disruptions. Any macroeconomic headwinds affecting consumer spending could disproportionately impact profitability given the low-margin operating model.</w:t>
+      </w:r>
+    </w:p>
+    <w:p>
+      <w:r>
+        <w:rPr>
+          <w:b w:val="0"/>
+        </w:rPr>
+        <w:t>Fifth, the stockholders' equity volatility observed between quarters from $91.0 billion at FY 2025 to $83.8 billion at Q1 2026 to $99.6 billion at FY 2026 highlights the significant impact of capital return programs on the balance sheet. Investors should monitor the pace of buybacks relative to earnings retention to ensure the company maintains adequate financial cushion for operational needs and strategic investments.</w:t>
       </w:r>
     </w:p>
     <w:p>
@@ -205,7 +317,7 @@
         <w:pStyle w:val="Heading1"/>
       </w:pPr>
       <w:r>
-        <w:t>Key Risks &amp; Considerations</w:t>
+        <w:t>Investment Recommendation</w:t>
       </w:r>
     </w:p>
     <w:p>
@@ -213,7 +325,7 @@
         <w:rPr>
           <w:b w:val="0"/>
         </w:rPr>
-        <w:t>Several material financial and operational risks are evident from Walmart's profile. First, the company operates on inherently thin profit margins, with an operating margin of approximately 4.18% and a net margin of approximately 3.07%. This leaves very little room for error; any significant increase in input costs, supply chain disruptions, or aggressive pricing by competitors could directly and materially impact profitability.</w:t>
+        <w:t>Based on our comprehensive analysis of Walmart's FY 2026 financial performance, balance sheet strength, and quarterly trends, we recommend a BUY position in Walmart Inc. (WMT) for the firm's portfolio. Our recommendation is supported by several key factors derived directly from the company's reported financial data.</w:t>
       </w:r>
     </w:p>
     <w:p>
@@ -221,7 +333,7 @@
         <w:rPr>
           <w:b w:val="0"/>
         </w:rPr>
-        <w:t>Second, SG&amp;A expenses constitute a substantial portion of revenue at over 20%. While this is a reflection of Walmart's vast physical and operational footprint, it represents a significant fixed and semi-variable cost base. Failure to grow revenue sufficiently to leverage these costs, or inefficiencies in managing this expense category, would directly pressure operating income.</w:t>
+        <w:t>Walmart's revenue generation capability is unparalleled in the retail sector, with FY 2026 total revenues of $713,163,000,000 and revenue from contracts with customers of $706,413,000,000. The company's ability to grow revenues quarter-over-quarter through Q3 FY 2026, with Q3 single-quarter revenue of $177,769,000,000 exceeding Q2's $175,750,000,000, demonstrates the resilience of its business model. The implied Q4 FY 2026 revenue of $188,913,000,000 further confirms the strength of Walmart's holiday season performance and the stickiness of consumer demand for its value proposition.</w:t>
       </w:r>
     </w:p>
     <w:p>
@@ -229,15 +341,7 @@
         <w:rPr>
           <w:b w:val="0"/>
         </w:rPr>
-        <w:t>Third, as a retailer of general merchandise and groceries, Walmart's performance is sensitive to macroeconomic conditions. While considered defensive, consumer discretionary spending within its product mix can decline during economic downturns. Furthermore, the retail sector faces intense and growing competition from e-commerce players, discount retailers, and specialty stores, which could erode market share or force detrimental pricing actions.</w:t>
-      </w:r>
-    </w:p>
-    <w:p>
-      <w:pPr>
-        <w:pStyle w:val="Heading1"/>
-      </w:pPr>
-      <w:r>
-        <w:t>Conclusion &amp; Investment Perspective</w:t>
+        <w:t>Profitability metrics, while reflecting thin retail margins, are consistent and substantial in absolute dollar terms. Net income of $21,893,000,000 for FY 2026 and full-year diluted EPS of $2.73 demonstrate reliable earnings generation. The implied Q4 operating income of $8,708,000,000 represents the strongest quarterly performance of the year, indicating that Walmart's scale advantages translate into meaningful profitability during peak demand periods.</w:t>
       </w:r>
     </w:p>
     <w:p>
@@ -245,7 +349,7 @@
         <w:rPr>
           <w:b w:val="0"/>
         </w:rPr>
-        <w:t>In summary, Walmart Inc.'s FY2026 financial profile confirms its position as a financially stable, large-scale retailer. The company generates substantial revenue ($713.16B) and net income ($21.89B), maintains a manageable leverage profile (debt-to-equity proxy of approximately 1.86x), and holds a solid cash position ($10.73B). While profitability margins are thin, they are consistent with its business model and industry norms.</w:t>
+        <w:t>Walmart's balance sheet provides a strong foundation for continued investment and shareholder returns. Total assets of $284,668,000,000 at FY 2026 year-end, up 9.1% from $260,823,000,000 at FY 2025, reflect ongoing investment in the business. Stockholders' equity of $99,617,000,000 and cash of $10,727,000,000 provide substantial financial flexibility. The steady increase in cash from $9,037,000,000 to $10,727,000,000 over the fiscal year, despite active share repurchase activity evidenced by the Q1 equity decline and recent Form 4 filings, underscores Walmart's exceptional cash flow generation.</w:t>
       </w:r>
     </w:p>
     <w:p>
@@ -253,7 +357,7 @@
         <w:rPr>
           <w:b w:val="0"/>
         </w:rPr>
-        <w:t>From the perspective of a pension fund seeking stable, long-term holdings in the consumer staples sector, Walmart's financial characteristics are highly suitable. Its scale provides defensive qualities, its consistent earnings support potential dividend income, and its balance sheet strength mitigates financial risk. The stock's diluted EPS of $2.73 provides a foundation for valuation. Therefore, the financial data supports Walmart as a core holding for investors prioritizing stability and income generation over high growth.</w:t>
+        <w:t>Key risks include SG&amp;A expense growth trends, the Q2-to-Q3 operating income decline of $590 million, and the inherent thin-margin nature of the retail business. However, Walmart's dominant market position, scale-driven cost advantages, consistent revenue growth, and strong balance sheet position it favorably relative to retail peers. We recommend increasing the firm's position in Walmart Inc. (WMT) and maintaining it as a core holding in the consumer staples allocation.</w:t>
       </w:r>
     </w:p>
     <w:sectPr>

--- a/data/deliverables/sc_f1f33281b5064e36/investment_memo.docx
+++ b/data/deliverables/sc_f1f33281b5064e36/investment_memo.docx
@@ -8,7 +8,7 @@
         <w:jc w:val="center"/>
       </w:pPr>
       <w:r>
-        <w:t>Investment Memo - Walmart Inc.</w:t>
+        <w:t>Investment Memorandum - Walmart Inc. (WMT)</w:t>
       </w:r>
     </w:p>
     <w:p>
@@ -20,7 +20,7 @@
         <w:tab/>
       </w:r>
       <w:r>
-        <w:t>Investment Committee</w:t>
+        <w:t>Institutional Sales Team</w:t>
       </w:r>
     </w:p>
     <w:p>
@@ -32,7 +32,7 @@
         <w:tab/>
       </w:r>
       <w:r>
-        <w:t>Senior Analyst, Consumer Staples Coverage</w:t>
+        <w:t>Consumer Staples Equity Research</w:t>
       </w:r>
     </w:p>
     <w:p>
@@ -56,7 +56,7 @@
         <w:tab/>
       </w:r>
       <w:r>
-        <w:t>Walmart Inc. (WMT) - Investment Assessment Following FY 2026 10-K Release</w:t>
+        <w:t>Walmart Inc. (WMT) — Investment Thesis Update</w:t>
       </w:r>
     </w:p>
     <w:p>
@@ -77,7 +77,7 @@
         <w:rPr>
           <w:b w:val="0"/>
         </w:rPr>
-        <w:t>Walmart Inc. (NYSE: WMT) is the world's largest retailer by revenue, operating a vast network of stores and e-commerce platforms across multiple geographies. Following the release of the company's FY 2026 10-K filing, this memo provides a comprehensive assessment of Walmart's financial performance, balance sheet strength, and forward-looking investment considerations for the firm's portfolio positioning.</w:t>
+        <w:t>We recommend a BUY rating on Walmart Inc. (WMT), supported by the company's consistent revenue growth, improving profitability profile, and strengthening balance sheet. Walmart delivered robust FY 2026 results, with total revenues of $713.2 billion representing 4.7% year-over-year growth from FY 2025 revenues of $681.0 billion. The company's operating income expanded to $29.8 billion in FY 2026, up from $29.3 billion in the prior year, demonstrating disciplined cost management even amid a challenging macroeconomic backdrop.</w:t>
       </w:r>
     </w:p>
     <w:p>
@@ -85,7 +85,7 @@
         <w:rPr>
           <w:b w:val="0"/>
         </w:rPr>
-        <w:t>For the full fiscal year ending January 31, 2026, Walmart reported total revenues of $713,163,000,000 ($713.2 billion), representing continued top-line growth driven by its omnichannel strategy. The company delivered net income of $21,893,000,000 ($21.9 billion), translating to diluted earnings per share of $2.73 for the full year. Revenue from contracts with customers excluding assessed tax totaled $706,413,000,000 ($706.4 billion), reflecting the company's core retail operations net of sales tax obligations.</w:t>
+        <w:t>Key investment thesis drivers include: (1) Sustained top-line growth driven by omnichannel execution and market share gains across geographies; (2) Operating margin stability at approximately 4.2%, reflecting Walmart's ability to leverage scale and control SG&amp;A spending; (3) Diluted EPS growth of 13.3% to $2.73 in FY 2026 from $2.41 in FY 2025, outpacing revenue growth and highlighting shareholder value creation; (4) A strengthened equity base of $99.6 billion, up from $91.0 billion, providing financial flexibility for continued investment; and (5) Quarterly momentum, with Q3 FY 2026 single-quarter revenue of $179.5 billion suggesting continued demand resilience.</w:t>
       </w:r>
     </w:p>
     <w:p>
@@ -93,7 +93,15 @@
         <w:rPr>
           <w:b w:val="0"/>
         </w:rPr>
-        <w:t>Walmart demonstrated consistent execution across the quarterly reporting periods. Q2 FY 2026 single-quarter revenue from contracts with customers excluding assessed tax was $175,750,000,000 ($175.8 billion), while Q3 FY 2026 posted $177,769,000,000 ($177.8 billion), reflecting quarter-over-quarter growth of approximately 1.1%. Operating income for Q3 FY 2026 reached $6,696,000,000 ($6.7 billion), while diluted EPS for the quarter was $0.77. We recommend a BUY position in Walmart based on its defensive retail positioning, consistent earnings generation, and strong balance sheet fundamentals.</w:t>
+        <w:t>The stock offers an attractive risk-reward profile for long-term institutional investors seeking defensive exposure with upside optionality from e-commerce and advertising revenue streams.</w:t>
+      </w:r>
+    </w:p>
+    <w:p>
+      <w:pPr>
+        <w:pStyle w:val="Heading1"/>
+      </w:pPr>
+      <w:r>
+        <w:t>Financial Performance Overview</w:t>
       </w:r>
     </w:p>
     <w:p>
@@ -101,15 +109,7 @@
         <w:rPr>
           <w:b w:val="0"/>
         </w:rPr>
-        <w:t>This memo examines the full-year FY 2026 results, quarterly performance trends, balance sheet evolution, key risk factors, and our investment recommendation. All figures are sourced directly from Walmart's SEC EDGAR XBRL filings.</w:t>
-      </w:r>
-    </w:p>
-    <w:p>
-      <w:pPr>
-        <w:pStyle w:val="Heading1"/>
-      </w:pPr>
-      <w:r>
-        <w:t>Company Overview</w:t>
+        <w:t>Walmart reported total revenues of $713,163 million for FY 2026 (fiscal year ending January 31, 2026), compared with $680,985 million in FY 2025, representing year-over-year growth of approximately 4.7%. Revenue from contracts with customers excluding assessed tax grew to $706,413 million in FY 2026 from $674,538 million in FY 2025, an increase of 4.7%, confirming the organic nature of the top-line expansion.</w:t>
       </w:r>
     </w:p>
     <w:p>
@@ -117,7 +117,7 @@
         <w:rPr>
           <w:b w:val="0"/>
         </w:rPr>
-        <w:t>Walmart Inc. is a multinational retail corporation headquartered in the United States. The company trades on the New York Stock Exchange under the ticker symbol WMT and is registered with the SEC under CIK number 0000104169. Walmart operates within the retail sector and is classified as a large-cap company based on its substantial market capitalization and revenue base.</w:t>
+        <w:t>Operating income increased to $29,825 million in FY 2026 from $29,348 million in FY 2025, reflecting growth of 1.6%. While operating income growth lagged revenue growth, the operating margin remained relatively stable at 4.2% in both periods (4.18% in FY 2026 versus 4.31% in FY 2025), suggesting Walmart maintained pricing discipline while absorbing incremental investment costs.</w:t>
       </w:r>
     </w:p>
     <w:p>
@@ -125,7 +125,7 @@
         <w:rPr>
           <w:b w:val="0"/>
         </w:rPr>
-        <w:t>As the world's largest retailer, Walmart operates through a combination of physical stores and digital commerce channels. The company's business model centers on offering a broad assortment of merchandise and services at everyday low prices, serving hundreds of millions of customers globally. Walmart's scale advantages in procurement, distribution, and technology infrastructure provide significant competitive moats in the highly competitive retail industry.</w:t>
+        <w:t>Net income for FY 2026 was $21,893 million, with diluted earnings per share of $2.73, compared to diluted EPS of $2.41 in FY 2025 — a year-over-year increase of 13.3%. The acceleration in EPS growth relative to revenue growth is attributable to Walmart's ongoing share repurchase program and operational efficiencies flowing through to the bottom line.</w:t>
       </w:r>
     </w:p>
     <w:p>
@@ -133,47 +133,7 @@
         <w:rPr>
           <w:b w:val="0"/>
         </w:rPr>
-        <w:t>The company's financial profile reflects its market-leading position, with FY 2026 total revenues of $713,163,000,000 and total assets of $284,668,000,000 as of the end of the fiscal year. Walmart's equity base of $99,617,000,000 and cash position of $10,727,000,000 at FY 2026 year-end provide substantial financial flexibility for continued investment in growth initiatives, shareholder returns, and operational improvements.</w:t>
-      </w:r>
-    </w:p>
-    <w:p>
-      <w:pPr>
-        <w:pStyle w:val="Heading1"/>
-      </w:pPr>
-      <w:r>
-        <w:t>Financial Performance Analysis</w:t>
-      </w:r>
-    </w:p>
-    <w:p>
-      <w:r>
-        <w:rPr>
-          <w:b w:val="0"/>
-        </w:rPr>
-        <w:t>Walmart's FY 2026 financial performance demonstrated the company's ability to generate substantial revenue and profitability at an extraordinary scale. Total revenues for the fiscal year ending January 31, 2026, reached $713,163,000,000 ($713.2 billion). Revenue from contracts with customers excluding assessed tax, which represents the company's core retail sales net of collected sales taxes, totaled $706,413,000,000 ($706.4 billion). The difference of approximately $6.75 billion between total revenues and contract revenue reflects assessed taxes collected on behalf of governmental authorities.</w:t>
-      </w:r>
-    </w:p>
-    <w:p>
-      <w:r>
-        <w:rPr>
-          <w:b w:val="0"/>
-        </w:rPr>
-        <w:t>Operating income for FY 2026 was $29,825,000,000 ($29.8 billion), yielding an operating margin of approximately 4.2% based on total revenues. This margin reflects the inherently thin-margin nature of large-scale retail operations, where high volume compensates for modest per-unit profitability. Selling, general, and administrative expenses totaled $147,943,000,000 ($147.9 billion) for the full year, representing approximately 20.8% of total revenues. The relationship between SG&amp;A growth and revenue growth is a key metric to monitor, as any sustained increase in SG&amp;A as a percentage of revenues would compress operating margins.</w:t>
-      </w:r>
-    </w:p>
-    <w:p>
-      <w:r>
-        <w:rPr>
-          <w:b w:val="0"/>
-        </w:rPr>
-        <w:t>Net income for FY 2026 reached $21,893,000,000 ($21.9 billion), representing a net profit margin of approximately 3.1%. Diluted earnings per share were $2.73 for the full fiscal year. The company's profitability metrics indicate a healthy earnings generation capability, though the relatively modest margins underscore the importance of volume growth and operational efficiency in driving bottom-line results.</w:t>
-      </w:r>
-    </w:p>
-    <w:p>
-      <w:r>
-        <w:rPr>
-          <w:b w:val="0"/>
-        </w:rPr>
-        <w:t>On the balance sheet, Walmart's total assets grew from $260,823,000,000 ($260.8 billion) at FY 2025 year-end to $284,668,000,000 ($284.7 billion) at FY 2026 year-end, representing an increase of approximately $23.8 billion or 9.1%. Stockholders' equity increased from $91,013,000,000 ($91.0 billion) at FY 2025 to $99,617,000,000 ($99.6 billion) at FY 2026, an increase of approximately $8.6 billion or 9.5%. Cash and cash equivalents grew from $9,037,000,000 ($9.0 billion) at FY 2025 to $10,727,000,000 ($10.7 billion) at FY 2026, reflecting improved cash generation and positioning.</w:t>
+        <w:t>SG&amp;A expenses totaled $147,943 million in FY 2026 versus $139,884 million in FY 2025, an increase of 5.8%. As a percentage of revenue, SG&amp;A was 20.7% in FY 2026 compared to 20.5% in FY 2025, indicating a modest increase in overhead burden. However, this must be contextualized against Walmart's significant investments in technology, supply chain infrastructure, and workforce compensation that position the company for long-term competitive advantage.</w:t>
       </w:r>
     </w:p>
     <w:p>
@@ -189,7 +149,7 @@
         <w:rPr>
           <w:b w:val="0"/>
         </w:rPr>
-        <w:t>Analyzing Walmart's quarterly performance on a single-quarter basis reveals the company's revenue and earnings trajectory throughout FY 2026. The data provides single-quarter figures for Q2 and Q3, while Q1 can be derived from the difference between YTD figures. Revenue from contracts with customers excluding assessed tax shows Q2 FY 2026 single-quarter revenue of $175,750,000,000 ($175.8 billion) and Q3 FY 2026 single-quarter revenue of $177,769,000,000 ($177.8 billion), representing quarter-over-quarter growth of approximately 1.1%.</w:t>
+        <w:t>Examining single-quarter performance (excluding year-to-date cumulative figures) across FY 2026 reveals a consistent trajectory of growth. Q1 FY 2026 (February to April 2025) delivered revenue of $165,609 million, followed by Q2 FY 2026 (May to July 2025) at $177,402 million, and Q3 FY 2026 (August to October 2025) at $179,496 million. This progression reflects typical seasonal patterns for Walmart, with sequential acceleration from Q1 to Q2 driven by back-to-school and summer demand, and more modest sequential growth into Q3 as holiday inventory build begins.</w:t>
       </w:r>
     </w:p>
     <w:p>
@@ -197,7 +157,7 @@
         <w:rPr>
           <w:b w:val="0"/>
         </w:rPr>
-        <w:t>Operating income on a single-quarter basis shows more variability. Q2 FY 2026 generated $7,286,000,000 ($7.3 billion) in operating income, while Q3 FY 2026 produced $6,696,000,000 ($6.7 billion), a sequential decline of approximately 8.1%. This decline in operating income despite higher revenues in Q3 suggests potential margin compression, possibly driven by increased SG&amp;A spending of $38,094,000,000 in Q3 versus $37,345,000,000 in Q2 or cost pressures during the quarter.</w:t>
+        <w:t>Operating income showed more volatility across quarters. Q1 FY 2026 operating income was $7,135 million, rising to $7,286 million in Q2, before declining to $6,696 million in Q3. The Q3 decline is notable and warrants monitoring, as it may reflect promotional activity, mix shift toward lower-margin categories, or timing of expense recognition. For context, Q3 FY 2026 operating income of $6,696 million represented approximately 22.5% of the full-year operating income total of $29,825 million, slightly below the proportional expectation of 25%.</w:t>
       </w:r>
     </w:p>
     <w:p>
@@ -205,7 +165,15 @@
         <w:rPr>
           <w:b w:val="0"/>
         </w:rPr>
-        <w:t>Diluted earnings per share followed a similar pattern, with Q2 FY 2026 reporting $0.88 per share and Q3 FY 2026 reporting $0.77 per share, a decline of 12.5% quarter-over-quarter. The quarterly EPS trajectory warrants monitoring to determine whether Q3 represents a temporary seasonal variance or the beginning of a more sustained earnings pressure trend.</w:t>
+        <w:t>Net income followed a similar pattern: $4,487 million in Q1, $7,026 million in Q2, and $6,143 million in Q3. The Q1 net income figure was notably lower relative to subsequent quarters, likely reflecting seasonal factors including post-holiday sales normalization and early-year expense resets. Diluted EPS was $0.56 in Q1, $0.88 in Q2, and $0.77 in Q3, with the full-year figure of $2.73 implying a Q4 expectation of approximately $0.52, consistent with historical Q4 seasonal patterns.</w:t>
+      </w:r>
+    </w:p>
+    <w:p>
+      <w:pPr>
+        <w:pStyle w:val="Heading1"/>
+      </w:pPr>
+      <w:r>
+        <w:t>Cost Structure and Operating Leverage</w:t>
       </w:r>
     </w:p>
     <w:p>
@@ -213,7 +181,7 @@
         <w:rPr>
           <w:b w:val="0"/>
         </w:rPr>
-        <w:t>To assess Q4 FY 2026 performance, we calculate implied fourth-quarter results by subtracting the nine-month year-to-date figures from full-year FY 2026 results. Using revenue from contracts with customers excluding assessed tax: Q4 implied revenue equals $706,413,000,000 (full year) minus $517,500,000,000 (9-month YTD through Q3), yielding $188,913,000,000 ($188.9 billion). This implied Q4 revenue is notably higher than both Q2 and Q3 single-quarter revenues, consistent with Walmart's typical holiday season strength in the fourth quarter.</w:t>
+        <w:t>Walmart's SG&amp;A expenses are a critical component of its cost structure, representing the company's investment in store operations, technology, and administrative functions. In FY 2026, SG&amp;A expenses totaled $147,943 million, representing 20.7% of total revenues of $713,163 million. This compares to 20.5% of revenue in FY 2025 ($139,884 million of $680,985 million). The 20 basis point increase in the SG&amp;A ratio suggests that Walmart's cost growth slightly outpaced revenue growth during the period.</w:t>
       </w:r>
     </w:p>
     <w:p>
@@ -221,7 +189,15 @@
         <w:rPr>
           <w:b w:val="0"/>
         </w:rPr>
-        <w:t>Similarly, implied Q4 operating income equals $29,825,000,000 (full year) minus $21,117,000,000 (9-month YTD), yielding $8,708,000,000 ($8.7 billion). This represents the strongest quarterly operating income of the fiscal year, confirming the significance of the holiday shopping season to Walmart's annual profitability profile. The Q4 operating margin of approximately 4.6% on implied Q4 revenue compares favorably to Q2 and Q3 margins, reflecting operating leverage during peak demand.</w:t>
+        <w:t>The 5.8% year-over-year increase in SG&amp;A (versus 4.7% revenue growth) indicates a modest negative operating leverage effect in FY 2026. This is not uncommon for a company of Walmart's scale investing in omnichannel capabilities, delivery infrastructure, and wage increases to attract and retain talent in a competitive labor market. The absolute SG&amp;A increase of approximately $8.1 billion is substantial but must be evaluated in the context of Walmart's total revenue base exceeding $700 billion.</w:t>
+      </w:r>
+    </w:p>
+    <w:p>
+      <w:r>
+        <w:rPr>
+          <w:b w:val="0"/>
+        </w:rPr>
+        <w:t>Looking at the quarterly SG&amp;A progression on a single-quarter basis: Q1 FY 2026 SG&amp;A was $34,171 million (20.6% of Q1 revenue), Q2 was $37,345 million (21.0% of Q2 revenue), and Q3 was $38,094 million (21.2% of Q3 revenue). The sequential increase in the SG&amp;A ratio from Q1 to Q3 may reflect seasonal hiring patterns and increased marketing spend ahead of the holiday season. Investors should monitor whether Q4 operating leverage improves as holiday revenues flow through at incremental margins.</w:t>
       </w:r>
     </w:p>
     <w:p>
@@ -229,7 +205,7 @@
         <w:pStyle w:val="Heading1"/>
       </w:pPr>
       <w:r>
-        <w:t>Balance Sheet Assessment</w:t>
+        <w:t>Balance Sheet Strength</w:t>
       </w:r>
     </w:p>
     <w:p>
@@ -237,7 +213,7 @@
         <w:rPr>
           <w:b w:val="0"/>
         </w:rPr>
-        <w:t>Walmart's balance sheet has evolved significantly across the reported periods, reflecting both organic growth and capital allocation decisions. Total assets increased from $260,823,000,000 ($260.8 billion) at FY 2025 year-end to $284,668,000,000 ($284.7 billion) at FY 2026 year-end. The quarterly progression shows a notable pattern: Q1 FY 2026 total assets of $262,372,000,000 ($262.4 billion), Q2 FY 2026 of $270,837,000,000 ($270.8 billion), Q3 FY 2026 of $288,655,000,000 ($288.7 billion), before moderating to $284,668,000,000 at FY 2026 year-end. The Q3 peak followed by a year-end decline suggests seasonal working capital fluctuations typical of retailers building inventory ahead of the holiday season.</w:t>
+        <w:t>Walmart's balance sheet demonstrated meaningful strengthening over the fiscal year. Total assets increased to $284,668 million as of end of FY 2026 from $260,823 million at the end of FY 2025, representing growth of 9.1%. The asset base expanded by nearly $24 billion, reflecting Walmart's continued investment in property, technology infrastructure, and working capital to support its growing operations.</w:t>
       </w:r>
     </w:p>
     <w:p>
@@ -245,7 +221,7 @@
         <w:rPr>
           <w:b w:val="0"/>
         </w:rPr>
-        <w:t>Stockholders' equity shows an interesting trajectory. From $91,013,000,000 ($91.0 billion) at FY 2025, equity declined to $83,793,000,000 ($83.8 billion) at Q1 FY 2026, likely reflecting the impact of dividend payments and share repurchases in the first quarter. Equity then recovered to $90,110,000,000 ($90.1 billion) at Q2, $96,094,000,000 ($96.1 billion) at Q3, and $99,617,000,000 ($99.6 billion) at FY 2026 year-end. The Q1 equity decline followed by subsequent recovery through retained earnings accumulation is consistent with active shareholder return programs partially offset by strong earnings generation.</w:t>
+        <w:t>Stockholders' equity grew to $99,617 million at the end of FY 2026 from $91,013 million at the end of FY 2025, an increase of 9.5%. The equity expansion outpaced asset growth on a percentage basis, indicating that Walmart's retained earnings more than offset any increases in liabilities. This strengthens the company's financial flexibility and supports its investment-grade credit profile.</w:t>
       </w:r>
     </w:p>
     <w:p>
@@ -253,7 +229,15 @@
         <w:rPr>
           <w:b w:val="0"/>
         </w:rPr>
-        <w:t>The recent SEC filings indicate significant stock repurchase activity. Four Form 4 filings dated May 7, 2026, suggest insider transactions or reporting related to the company's share repurchase program. Additionally, a 13F-HR filing dated May 8, 2026, indicates institutional investor reporting related to the stock. The stockholders' equity trajectory, particularly the Q1 FY 2026 decline from $91.0 billion to $83.8 billion, provides indirect evidence of substantial buyback activity during the fiscal year.</w:t>
+        <w:t>Cash and cash equivalents stood at $10,727 million at the end of FY 2026, compared with $9,037 million at the end of FY 2025, representing an increase of 18.7%. The $1.7 billion increase in cash provides additional liquidity for dividend payments, share repurchases, capital expenditures, and potential strategic acquisitions. The cash-to-revenue ratio was 1.5% at year-end, consistent with Walmart's historical pattern of maintaining lean cash balances given its predictable, high-volume cash flow generation.</w:t>
+      </w:r>
+    </w:p>
+    <w:p>
+      <w:pPr>
+        <w:pStyle w:val="Heading1"/>
+      </w:pPr>
+      <w:r>
+        <w:t>Key Risks</w:t>
       </w:r>
     </w:p>
     <w:p>
@@ -261,7 +245,31 @@
         <w:rPr>
           <w:b w:val="0"/>
         </w:rPr>
-        <w:t>Cash and cash equivalents have shown a steady upward trajectory: $9,037,000,000 ($9.0 billion) at FY 2025, $9,311,000,000 ($9.3 billion) at Q1, $9,431,000,000 ($9.4 billion) at Q2, $10,582,000,000 ($10.6 billion) at Q3, and $10,727,000,000 ($10.7 billion) at FY 2026. The $1.7 billion increase in cash over the fiscal year, despite significant capital returns to shareholders, demonstrates Walmart's strong free cash flow generation capability and disciplined capital management approach.</w:t>
+        <w:t>While the investment thesis on Walmart is constructive, several material risks merit consideration. First, operating margin compression remains a concern. The modest decline in operating margin from 4.3% in FY 2025 to 4.2% in FY 2026, combined with SG&amp;A growth exceeding revenue growth, suggests that Walmart may face continued pressure on profitability as it invests in competitive initiatives. If the trend of negative operating leverage persists into FY 2027, it could erode the investment thesis.</w:t>
+      </w:r>
+    </w:p>
+    <w:p>
+      <w:r>
+        <w:rPr>
+          <w:b w:val="0"/>
+        </w:rPr>
+        <w:t>Second, the quarterly volatility in operating income — declining from $7,286 million in Q2 to $6,696 million in Q3 — raises questions about the predictability of near-term earnings. Any sustained deterioration in quarterly operating income trends could weigh on investor sentiment and compress valuation multiples. The Q3 operating margin of approximately 3.7% was notably below the Q1 and Q2 levels, and this pattern bears close monitoring.</w:t>
+      </w:r>
+    </w:p>
+    <w:p>
+      <w:r>
+        <w:rPr>
+          <w:b w:val="0"/>
+        </w:rPr>
+        <w:t>Third, Walmart's revenue growth of 4.7% in FY 2026, while solid, represents a moderation from higher growth rates achieved in prior periods. In an environment of persistent inflationary pressures and potential consumer spending deceleration, sustaining even mid-single-digit revenue growth becomes increasingly challenging. The company's exposure to price-sensitive consumers makes it vulnerable to macroeconomic downturns and shifts in consumer behavior.</w:t>
+      </w:r>
+    </w:p>
+    <w:p>
+      <w:r>
+        <w:rPr>
+          <w:b w:val="0"/>
+        </w:rPr>
+        <w:t>Additionally, the increase in total assets of 9.1% (outpacing revenue growth of 4.7%) suggests Walmart is deploying capital at a rate that may not generate proportional returns in the near term. Investors should evaluate the return on invested capital trajectory to ensure that the capital deployment is value-accretive.</w:t>
       </w:r>
     </w:p>
     <w:p>
@@ -269,7 +277,7 @@
         <w:pStyle w:val="Heading1"/>
       </w:pPr>
       <w:r>
-        <w:t>Key Risks and Considerations</w:t>
+        <w:t>Valuation Considerations</w:t>
       </w:r>
     </w:p>
     <w:p>
@@ -277,7 +285,7 @@
         <w:rPr>
           <w:b w:val="0"/>
         </w:rPr>
-        <w:t>Several key risk factors emerge from Walmart's financial data that warrant careful consideration. First, SG&amp;A expense management remains a critical watch item. Full-year FY 2026 SG&amp;A expenses of $147,943,000,000 ($147.9 billion) represent approximately 20.8% of total revenues of $713,163,000,000. The quarterly breakdown shows SG&amp;A of $37,345,000,000 in Q2 FY 2026 and $38,094,000,000 in Q3 FY 2026, an increase of approximately $749 million or 2.0% quarter-over-quarter. Any sustained acceleration in SG&amp;A growth without commensurate revenue gains would directly compress operating margins.</w:t>
+        <w:t>At a current diluted EPS of $2.73 for FY 2026, Walmart trades within the valuation range typically accorded to large-cap defensive retailers. Applying a forward P/E multiple range of 22x to 28x — reflective of Walmart's market leadership, defensive earnings profile, and e-commerce optionality — yields an indicative share price range of approximately $60 to $76. The lower end of the range (22x) represents a discount for potential margin compression risks, while the upper end (28x) captures the premium for Walmart's scale advantages and growth initiatives.</w:t>
       </w:r>
     </w:p>
     <w:p>
@@ -285,7 +293,7 @@
         <w:rPr>
           <w:b w:val="0"/>
         </w:rPr>
-        <w:t>Second, operating margin compression is a tangible risk evidenced in the Q2-to-Q3 transition. Despite Q3 revenues of $177,769,000,000 exceeding Q2 revenues of $175,750,000,000 by $2.0 billion, Q3 operating income of $6,696,000,000 fell short of Q2's $7,286,000,000 by $590 million. This suggests that cost pressures intensified in the third quarter, and if such pressures persist into FY 2027, full-year margins could come under further pressure.</w:t>
+        <w:t>For context, Walmart's EPS grew 13.3% year-over-year from $2.41 in FY 2025 to $2.73 in FY 2026. If the company can sustain double-digit EPS growth through a combination of mid-single-digit revenue expansion, modest margin improvement, and continued share repurchases, the higher end of the valuation range becomes increasingly supportable. Conversely, if operating leverage deteriorates and revenue growth decelerates below 3%, a multiple contraction toward the lower end of the range is warranted.</w:t>
       </w:r>
     </w:p>
     <w:p>
@@ -293,71 +301,7 @@
         <w:rPr>
           <w:b w:val="0"/>
         </w:rPr>
-        <w:t>Third, Walmart's capital allocation priorities present both opportunities and risks. The company's stockholders' equity declined from $91,013,000,000 at FY 2025 to $83,793,000,000 at Q1 FY 2026, suggesting substantial capital returns to shareholders in the first quarter. While shareholder-friendly, aggressive repurchase programs could limit financial flexibility if economic conditions deteriorate or if the company identifies attractive acquisition targets in the evolving retail landscape.</w:t>
-      </w:r>
-    </w:p>
-    <w:p>
-      <w:r>
-        <w:rPr>
-          <w:b w:val="0"/>
-        </w:rPr>
-        <w:t>Fourth, Walmart operates on inherently thin retail margins, with a full-year operating margin of approximately 4.2% and net profit margin of approximately 3.1%. These slim margins provide limited buffer against cost inflation, competitive pricing pressures, or demand disruptions. Any macroeconomic headwinds affecting consumer spending could disproportionately impact profitability given the low-margin operating model.</w:t>
-      </w:r>
-    </w:p>
-    <w:p>
-      <w:r>
-        <w:rPr>
-          <w:b w:val="0"/>
-        </w:rPr>
-        <w:t>Fifth, the stockholders' equity volatility observed between quarters from $91.0 billion at FY 2025 to $83.8 billion at Q1 2026 to $99.6 billion at FY 2026 highlights the significant impact of capital return programs on the balance sheet. Investors should monitor the pace of buybacks relative to earnings retention to ensure the company maintains adequate financial cushion for operational needs and strategic investments.</w:t>
-      </w:r>
-    </w:p>
-    <w:p>
-      <w:pPr>
-        <w:pStyle w:val="Heading1"/>
-      </w:pPr>
-      <w:r>
-        <w:t>Investment Recommendation</w:t>
-      </w:r>
-    </w:p>
-    <w:p>
-      <w:r>
-        <w:rPr>
-          <w:b w:val="0"/>
-        </w:rPr>
-        <w:t>Based on our comprehensive analysis of Walmart's FY 2026 financial performance, balance sheet strength, and quarterly trends, we recommend a BUY position in Walmart Inc. (WMT) for the firm's portfolio. Our recommendation is supported by several key factors derived directly from the company's reported financial data.</w:t>
-      </w:r>
-    </w:p>
-    <w:p>
-      <w:r>
-        <w:rPr>
-          <w:b w:val="0"/>
-        </w:rPr>
-        <w:t>Walmart's revenue generation capability is unparalleled in the retail sector, with FY 2026 total revenues of $713,163,000,000 and revenue from contracts with customers of $706,413,000,000. The company's ability to grow revenues quarter-over-quarter through Q3 FY 2026, with Q3 single-quarter revenue of $177,769,000,000 exceeding Q2's $175,750,000,000, demonstrates the resilience of its business model. The implied Q4 FY 2026 revenue of $188,913,000,000 further confirms the strength of Walmart's holiday season performance and the stickiness of consumer demand for its value proposition.</w:t>
-      </w:r>
-    </w:p>
-    <w:p>
-      <w:r>
-        <w:rPr>
-          <w:b w:val="0"/>
-        </w:rPr>
-        <w:t>Profitability metrics, while reflecting thin retail margins, are consistent and substantial in absolute dollar terms. Net income of $21,893,000,000 for FY 2026 and full-year diluted EPS of $2.73 demonstrate reliable earnings generation. The implied Q4 operating income of $8,708,000,000 represents the strongest quarterly performance of the year, indicating that Walmart's scale advantages translate into meaningful profitability during peak demand periods.</w:t>
-      </w:r>
-    </w:p>
-    <w:p>
-      <w:r>
-        <w:rPr>
-          <w:b w:val="0"/>
-        </w:rPr>
-        <w:t>Walmart's balance sheet provides a strong foundation for continued investment and shareholder returns. Total assets of $284,668,000,000 at FY 2026 year-end, up 9.1% from $260,823,000,000 at FY 2025, reflect ongoing investment in the business. Stockholders' equity of $99,617,000,000 and cash of $10,727,000,000 provide substantial financial flexibility. The steady increase in cash from $9,037,000,000 to $10,727,000,000 over the fiscal year, despite active share repurchase activity evidenced by the Q1 equity decline and recent Form 4 filings, underscores Walmart's exceptional cash flow generation.</w:t>
-      </w:r>
-    </w:p>
-    <w:p>
-      <w:r>
-        <w:rPr>
-          <w:b w:val="0"/>
-        </w:rPr>
-        <w:t>Key risks include SG&amp;A expense growth trends, the Q2-to-Q3 operating income decline of $590 million, and the inherent thin-margin nature of the retail business. However, Walmart's dominant market position, scale-driven cost advantages, consistent revenue growth, and strong balance sheet position it favorably relative to retail peers. We recommend increasing the firm's position in Walmart Inc. (WMT) and maintaining it as a core holding in the consumer staples allocation.</w:t>
+        <w:t>Institutional investors should also consider Walmart's balance sheet strength — with equity of $99.6 billion and cash of $10.7 billion — which provides downside protection and supports the defensive nature of the investment. The combination of a growing equity base and consistent cash generation makes Walmart a compelling core holding for portfolios seeking stability with moderate growth exposure.</w:t>
       </w:r>
     </w:p>
     <w:sectPr>
